--- a/subdoc3 alcance/Subdoc3_Alcance_Overfore_v1.4.docx
+++ b/subdoc3 alcance/Subdoc3_Alcance_Overfore_v1.4.docx
@@ -404,7 +404,7 @@
           </w:tcPr>
           <w:p>
             <w:r>
-              <w:t>1.4 — alinea el reparto de etapas con el cronograma obligatorio del Artículo 17.º, resuelve la asignación de la migración entre etapas, cierra la ambigüedad de tres exclusiones y corrige las referencias cruzadas al Registro de vacíos y consultas. Reemplaza la v1.3 del 30-08-2026.</w:t>
+              <w:t>1.4 — 1 de septiembre de 2026. Alinea el reparto de etapas con el cronograma obligatorio del Artículo 17.º, resuelve la asignación de la migración entre etapas, cierra la ambigüedad de tres exclusiones y corrige las referencias cruzadas al Registro de vacíos y consultas. Reemplaza la v1.3 del 30-08-2026. Revisión de consistencia del 4 de septiembre de 2026: el apartado 4 declaraba el impacto del supuesto de federación como «entre 2.400 y 8.500 identidades», cuando el universo externo es de 2.400 a 6.700 y las 8.500 incluyen al personal propio ya federado; y el apartado 8 f actualiza las versiones vigentes del Formulario T-12 y del Registro de supuestos.</w:t>
             </w:r>
           </w:p>
         </w:tc>
@@ -5751,7 +5751,7 @@
                 <w:sz w:val="18"/>
                 <w:szCs w:val="18"/>
               </w:rPr>
-              <w:t xml:space="preserve">Provisionar entre 2.400 y 8.500 identidades con un equipo de TI de once personas.</w:t>
+              <w:t>Provisionar entre 2.400 y 6.700 identidades de personas contratistas con un equipo de TI de once personas. El personal propio, 1.780 personas, ya está federado por la restricción n.º 9 y no entra en ese rango.</w:t>
             </w:r>
           </w:p>
         </w:tc>
@@ -9537,7 +9537,7 @@
         <w:spacing w:after="120" w:line="276"/>
       </w:pPr>
       <w:r>
-        <w:t xml:space="preserve">f) Documentos que este cambio arrastra. Catálogo de requerimientos v2.4 (RF-MIG-001, RF-MIG-005, RF-MIG-008 y RNF-DIS-010); matriz de trazabilidad v1.1, cuya hoja de presentación además declaraba 195 requerimientos de la versión 2.2 del catálogo; Formulario T-12 v1.2 (RT-16.34, RT-03.23, bloque B de 228 requerimientos y versión del catálogo citada); Registro de supuestos v1.4 (SUP-21, SUP-27 y SUP-37); Registro de reglas de negocio v1.2 (RN-28); y Registro de vacíos y consultas, que pasa de 19 a 21 consultas.</w:t>
+        <w:t>f) Documentos que este cambio arrastra. Catálogo de requerimientos v2.4 (RF-MIG-001, RF-MIG-005, RF-MIG-008 y RNF-DIS-010); matriz de trazabilidad v1.1, cuya hoja de presentación además declaraba 195 requerimientos de la versión 2.2 del catálogo; Formulario T-12 v1.2, hoy v1.3.1 (RT-16.34, RT-03.23, bloque B de 228 requerimientos y versión del catálogo citada); Registro de supuestos v1.4, hoy v1.6 (SUP-21, SUP-27 y SUP-37); Registro de reglas de negocio v1.2 (RN-28); y Registro de vacíos y consultas, que pasa de 19 a 21 consultas.</w:t>
       </w:r>
     </w:p>
     <w:p>
